--- a/Ecommerce _Sales_Analytics/Project Report/Project_Report.docx
+++ b/Ecommerce _Sales_Analytics/Project Report/Project_Report.docx
@@ -132,10 +132,7 @@
     </w:p>
     <w:p>
       <w:r>
-        <w:t>The objective of this project is to analyze e-commerce sales data using MySQL and generate actionable business insights. The project focuses on understanding revenue trends, customer purchasing behavior, product performance, category-wise sales, regional sales distribution, customer segmentation, and business growth patterns. Various SQL techniques such as Joins, Aggregate Functions, Subqueries, Common Table Expressions (CTEs), and Window Functions were used to perform data analysis and support business dec</w:t>
-      </w:r>
-      <w:r>
-        <w:t>ision-making.</w:t>
+        <w:t>The objective of this project is to analyze e-commerce sales data using MySQL and generate actionable business insights. The project focuses on understanding revenue trends, customer purchasing behavior, product performance, category-wise sales, regional sales distribution, customer segmentation, and business growth patterns. Various SQL techniques such as Joins, Aggregate Functions, Subqueries, Common Table Expressions (CTEs), and Window Functions were used to perform data analysis and support business decision-making.</w:t>
       </w:r>
     </w:p>
     <w:p>
@@ -244,12 +241,10 @@
       <w:r>
         <w:br/>
       </w:r>
-      <w:proofErr w:type="spellStart"/>
       <w:r>
         <w:lastRenderedPageBreak/>
         <w:t>Customer_ID</w:t>
       </w:r>
-      <w:proofErr w:type="spellEnd"/>
       <w:r>
         <w:br/>
         <w:t xml:space="preserve">   |</w:t>
@@ -264,12 +259,8 @@
       </w:r>
       <w:r>
         <w:br/>
-      </w:r>
-      <w:proofErr w:type="spellStart"/>
-      <w:r>
         <w:t>Product_ID</w:t>
       </w:r>
-      <w:proofErr w:type="spellEnd"/>
       <w:r>
         <w:br/>
         <w:t xml:space="preserve">   |</w:t>
@@ -468,11 +459,9 @@
             <w:tcW w:w="4320" w:type="dxa"/>
           </w:tcPr>
           <w:p>
-            <w:proofErr w:type="spellStart"/>
             <w:r>
               <w:t>Customer_ID</w:t>
             </w:r>
-            <w:proofErr w:type="spellEnd"/>
           </w:p>
         </w:tc>
         <w:tc>
@@ -496,11 +485,9 @@
             <w:tcW w:w="4320" w:type="dxa"/>
           </w:tcPr>
           <w:p>
-            <w:proofErr w:type="spellStart"/>
             <w:r>
               <w:t>Customer_Name</w:t>
             </w:r>
-            <w:proofErr w:type="spellEnd"/>
           </w:p>
         </w:tc>
         <w:tc>
@@ -630,11 +617,9 @@
             <w:tcW w:w="4320" w:type="dxa"/>
           </w:tcPr>
           <w:p>
-            <w:proofErr w:type="spellStart"/>
             <w:r>
               <w:t>Product_ID</w:t>
             </w:r>
-            <w:proofErr w:type="spellEnd"/>
           </w:p>
         </w:tc>
         <w:tc>
@@ -658,11 +643,9 @@
             <w:tcW w:w="4320" w:type="dxa"/>
           </w:tcPr>
           <w:p>
-            <w:proofErr w:type="spellStart"/>
             <w:r>
               <w:t>Product_Name</w:t>
             </w:r>
-            <w:proofErr w:type="spellEnd"/>
           </w:p>
         </w:tc>
         <w:tc>
@@ -792,11 +775,9 @@
             <w:tcW w:w="4320" w:type="dxa"/>
           </w:tcPr>
           <w:p>
-            <w:proofErr w:type="spellStart"/>
             <w:r>
               <w:t>Order_ID</w:t>
             </w:r>
-            <w:proofErr w:type="spellEnd"/>
           </w:p>
         </w:tc>
         <w:tc>
@@ -820,11 +801,9 @@
             <w:tcW w:w="4320" w:type="dxa"/>
           </w:tcPr>
           <w:p>
-            <w:proofErr w:type="spellStart"/>
             <w:r>
               <w:t>Customer_ID</w:t>
             </w:r>
-            <w:proofErr w:type="spellEnd"/>
           </w:p>
         </w:tc>
         <w:tc>
@@ -851,11 +830,9 @@
             <w:tcW w:w="4320" w:type="dxa"/>
           </w:tcPr>
           <w:p>
-            <w:proofErr w:type="spellStart"/>
             <w:r>
               <w:t>Product_ID</w:t>
             </w:r>
-            <w:proofErr w:type="spellEnd"/>
           </w:p>
         </w:tc>
         <w:tc>
@@ -879,11 +856,9 @@
             <w:tcW w:w="4320" w:type="dxa"/>
           </w:tcPr>
           <w:p>
-            <w:proofErr w:type="spellStart"/>
             <w:r>
               <w:t>Order_Date</w:t>
             </w:r>
-            <w:proofErr w:type="spellEnd"/>
           </w:p>
         </w:tc>
         <w:tc>
@@ -1658,14 +1633,11 @@
         <w:br/>
       </w:r>
       <w:r>
-        <w:rPr>
-          <w:noProof/>
-        </w:rPr>
         <w:drawing>
-          <wp:inline distT="0" distB="0" distL="0" distR="0" wp14:anchorId="1C245723" wp14:editId="392FA492">
-            <wp:extent cx="5044877" cy="1775614"/>
+          <wp:inline distT="0" distB="0" distL="0" distR="0" wp14:anchorId="7DFBFD71" wp14:editId="4736D0D6">
+            <wp:extent cx="4892464" cy="1867062"/>
             <wp:effectExtent l="0" t="0" r="3810" b="0"/>
-            <wp:docPr id="1694658561" name="Picture 1"/>
+            <wp:docPr id="1677625247" name="Picture 1"/>
             <wp:cNvGraphicFramePr>
               <a:graphicFrameLocks xmlns:a="http://schemas.openxmlformats.org/drawingml/2006/main" noChangeAspect="1"/>
             </wp:cNvGraphicFramePr>
@@ -1673,7 +1645,7 @@
               <a:graphicData uri="http://schemas.openxmlformats.org/drawingml/2006/picture">
                 <pic:pic xmlns:pic="http://schemas.openxmlformats.org/drawingml/2006/picture">
                   <pic:nvPicPr>
-                    <pic:cNvPr id="1694658561" name=""/>
+                    <pic:cNvPr id="1677625247" name=""/>
                     <pic:cNvPicPr/>
                   </pic:nvPicPr>
                   <pic:blipFill>
@@ -1685,7 +1657,7 @@
                   <pic:spPr>
                     <a:xfrm>
                       <a:off x="0" y="0"/>
-                      <a:ext cx="5044877" cy="1775614"/>
+                      <a:ext cx="4892464" cy="1867062"/>
                     </a:xfrm>
                     <a:prstGeom prst="rect">
                       <a:avLst/>
